--- a/releases/evt-pre-20/2026-09-30-rev-d/Заказ_плат_и_монтаж/01_PCB_PWR_заводская_проверка_и_заказ/PCB-PWR_parity_disposition.docx
+++ b/releases/evt-pre-20/2026-09-30-rev-d/Заказ_плат_и_монтаж/01_PCB_PWR_заводская_проверка_и_заказ/PCB-PWR_parity_disposition.docx
@@ -5,232 +5,94 @@
     <w:p>
       <w:pPr>
         <w:pStyle w:val="a3"/>
-      </w:pPr>
-      <w:r>
-        <w:t>PCB-PWR Rev E — разбор диагностики схемы</w:t>
-      </w:r>
-    </w:p>
-    <w:p>
-      <w:r>
-        <w:t>EVT-PRE-20 · 29.09.2026 · приложение к производственному пакету</w:t>
-      </w:r>
-    </w:p>
-    <w:p>
-      <w:r>
-        <w:t>Источник: PCB-PWR_parity_drc.json для той же платы и иерархической схемы. Каждая запись индексирована по UUID в сопроводительном CSV.</w:t>
-      </w:r>
-    </w:p>
-    <w:tbl>
-      <w:tblPr>
-        <w:tblW w:type="auto" w:w="0"/>
-        <w:tblLook w:firstColumn="1" w:firstRow="1" w:lastColumn="0" w:lastRow="0" w:noHBand="0" w:noVBand="1" w:val="04A0"/>
-      </w:tblPr>
-      <w:tblGrid>
-        <w:gridCol w:w="3118"/>
-        <w:gridCol w:w="3118"/>
-        <w:gridCol w:w="3118"/>
-      </w:tblGrid>
-      <w:tr>
-        <w:tc>
-          <w:tcPr>
-            <w:tcW w:type="dxa" w:w="3118"/>
-          </w:tcPr>
-          <w:p>
-            <w:r>
-              <w:t>Класс</w:t>
-            </w:r>
-          </w:p>
-        </w:tc>
-        <w:tc>
-          <w:tcPr>
-            <w:tcW w:type="dxa" w:w="3118"/>
-          </w:tcPr>
-          <w:p>
-            <w:r>
-              <w:t>Кол-во</w:t>
-            </w:r>
-          </w:p>
-        </w:tc>
-        <w:tc>
-          <w:tcPr>
-            <w:tcW w:type="dxa" w:w="3118"/>
-          </w:tcPr>
-          <w:p>
-            <w:r>
-              <w:t>Решение</w:t>
-            </w:r>
-          </w:p>
-        </w:tc>
-      </w:tr>
-      <w:tr>
-        <w:tc>
-          <w:tcPr>
-            <w:tcW w:type="dxa" w:w="3118"/>
-          </w:tcPr>
-          <w:p>
-            <w:r>
-              <w:t>Иерархический префикс имени цепи</w:t>
-            </w:r>
-          </w:p>
-        </w:tc>
-        <w:tc>
-          <w:tcPr>
-            <w:tcW w:type="dxa" w:w="3118"/>
-          </w:tcPr>
-          <w:p>
-            <w:r>
-              <w:t>171</w:t>
-            </w:r>
-          </w:p>
-        </w:tc>
-        <w:tc>
-          <w:tcPr>
-            <w:tcW w:type="dxa" w:w="3118"/>
-          </w:tcPr>
-          <w:p>
-            <w:r>
-              <w:t>Эквивалентное конечное имя; основной аудит связности PASS.</w:t>
-            </w:r>
-          </w:p>
-        </w:tc>
-      </w:tr>
-      <w:tr>
-        <w:tc>
-          <w:tcPr>
-            <w:tcW w:type="dxa" w:w="3118"/>
-          </w:tcPr>
-          <w:p>
-            <w:r>
-              <w:t>NC, U5 pad 4</w:t>
-            </w:r>
-          </w:p>
-        </w:tc>
-        <w:tc>
-          <w:tcPr>
-            <w:tcW w:type="dxa" w:w="3118"/>
-          </w:tcPr>
-          <w:p>
-            <w:r>
-              <w:t>1</w:t>
-            </w:r>
-          </w:p>
-        </w:tc>
-        <w:tc>
-          <w:tcPr>
-            <w:tcW w:type="dxa" w:w="3118"/>
-          </w:tcPr>
-          <w:p>
-            <w:r>
-              <w:t>Намеренно не соединён.</w:t>
-            </w:r>
-          </w:p>
-        </w:tc>
-      </w:tr>
-      <w:tr>
-        <w:tc>
-          <w:tcPr>
-            <w:tcW w:type="dxa" w:w="3118"/>
-          </w:tcPr>
-          <w:p>
-            <w:r>
-              <w:t>Поле Datasheet</w:t>
-            </w:r>
-          </w:p>
-        </w:tc>
-        <w:tc>
-          <w:tcPr>
-            <w:tcW w:type="dxa" w:w="3118"/>
-          </w:tcPr>
-          <w:p>
-            <w:r>
-              <w:t>0</w:t>
-            </w:r>
-          </w:p>
-        </w:tc>
-        <w:tc>
-          <w:tcPr>
-            <w:tcW w:type="dxa" w:w="3118"/>
-          </w:tcPr>
-          <w:p>
-            <w:r>
-              <w:t>На плате поле пустое; метаданные схемы сохранены.</w:t>
-            </w:r>
-          </w:p>
-        </w:tc>
-      </w:tr>
-      <w:tr>
-        <w:tc>
-          <w:tcPr>
-            <w:tcW w:type="dxa" w:w="3118"/>
-          </w:tcPr>
-          <w:p>
-            <w:r>
-              <w:t>Поле Value</w:t>
-            </w:r>
-          </w:p>
-        </w:tc>
-        <w:tc>
-          <w:tcPr>
-            <w:tcW w:type="dxa" w:w="3118"/>
-          </w:tcPr>
-          <w:p>
-            <w:r>
-              <w:t>9</w:t>
-            </w:r>
-          </w:p>
-        </w:tc>
-        <w:tc>
-          <w:tcPr>
-            <w:tcW w:type="dxa" w:w="3118"/>
-          </w:tcPr>
-          <w:p>
-            <w:r>
-              <w:t>Синхронизация с утверждённым BOM остаётся открытой.</w:t>
-            </w:r>
-          </w:p>
-        </w:tc>
-      </w:tr>
-      <w:tr>
-        <w:tc>
-          <w:tcPr>
-            <w:tcW w:type="dxa" w:w="3118"/>
-          </w:tcPr>
-          <w:p>
-            <w:r>
-              <w:t>Атрибут исключения из BOM</w:t>
-            </w:r>
-          </w:p>
-        </w:tc>
-        <w:tc>
-          <w:tcPr>
-            <w:tcW w:type="dxa" w:w="3118"/>
-          </w:tcPr>
-          <w:p>
-            <w:r>
-              <w:t>8</w:t>
-            </w:r>
-          </w:p>
-        </w:tc>
-        <w:tc>
-          <w:tcPr>
-            <w:tcW w:type="dxa" w:w="3118"/>
-          </w:tcPr>
-          <w:p>
-            <w:r>
-              <w:t>Пять резисторов DNP и NT1–NT3; синхронизация флага схемы остаётся открытой.</w:t>
-            </w:r>
-          </w:p>
-        </w:tc>
-      </w:tr>
-    </w:tbl>
-    <w:p>
-      <w:r>
-        <w:t>Физических расхождений связности не обнаружено. Диагностика KiCad parity не отмечается PASS, пока открыты 17 позиций Value/BOM. KiCad 9 сообщает 189 записей; KiCad 10 дополнительно показывает 62 пустых поля Datasheet. Отдельная диспозиция 251 записи сохранена в архиве Review B R4. Этот документ не заменяет подпись независимой проверки Review B.</w:t>
-      </w:r>
-    </w:p>
-    <w:p>
-      <w:r>
-        <w:t>EN: No physical net mismatch was observed. KiCad parity remains diagnostic while 17 Value/BOM attribute items are open. KiCad 10 also reports 62 blank Datasheet fields. The independent Review B sign-off is still required.</w:t>
+        <w:jc w:val="left"/>
+      </w:pPr>
+      <w:r>
+        <w:t>PCB-PWR Rev E — диспозиция диагностики схемы</w:t>
+      </w:r>
+    </w:p>
+    <w:p>
+      <w:pPr/>
+      <w:r>
+        <w:t>Дионея · EVT-PRE-20 · 30 сентября 2026 года · Rev D</w:t>
+      </w:r>
+    </w:p>
+    <w:p>
+      <w:pPr/>
+      <w:r>
+        <w:t>Документ фиксирует разбор 251 диагностического сообщения и производственную трактовку BOM/DNP для Rev D. Физических расхождений связности не обнаружено.</w:t>
+      </w:r>
+    </w:p>
+    <w:p>
+      <w:pPr>
+        <w:pStyle w:val="2"/>
+      </w:pPr>
+      <w:r>
+        <w:t>Итог проверки</w:t>
+      </w:r>
+    </w:p>
+    <w:p>
+      <w:pPr/>
+      <w:r>
+        <w:t>171 сообщение относится к разной записи иерархических имён одной и той же цепи; одно сообщение относится к ожидаемому NC выводу U5. Эти записи не меняют связность.</w:t>
+      </w:r>
+    </w:p>
+    <w:p>
+      <w:pPr/>
+      <w:r>
+        <w:t>62 сообщения относятся к пустому полю Datasheet на плате; 10 — к различию подробного Value схемы и короткого значения платы. Точные производственные MPN заданы в PCB-PWR_BOM_PCBA.csv и книге BOM XLSX.</w:t>
+      </w:r>
+    </w:p>
+    <w:p>
+      <w:pPr/>
+      <w:r>
+        <w:t>Семь сообщений exclude_from_BOM относятся к пяти DNP резисторам и трём медным net tie; часть сообщений объединена по группам. Их производственная диспозиция дана отдельным CSV.</w:t>
+      </w:r>
+    </w:p>
+    <w:p>
+      <w:pPr>
+        <w:pStyle w:val="2"/>
+      </w:pPr>
+      <w:r>
+        <w:t>Правила монтажа</w:t>
+      </w:r>
+    </w:p>
+    <w:p>
+      <w:pPr/>
+      <w:r>
+        <w:t>Установить 44 позиции из PCB-PWR_BOM_PCBA.csv по PCB-PWR_pos.csv и двуязычной сборочной схеме. R5, R9, R13, R14 и R15 не устанавливать и не закупать как детали.</w:t>
+      </w:r>
+    </w:p>
+    <w:p>
+      <w:pPr/>
+      <w:r>
+        <w:t>NT1, NT2 и NT3 являются рисунком меди платы; отдельные перемычки или компоненты не устанавливаются и не закупаются. TP1–TP10 и H1–H4 также являются элементами печатной платы.</w:t>
+      </w:r>
+    </w:p>
+    <w:p>
+      <w:pPr/>
+      <w:r>
+        <w:t>D1 применять как Littelfuse SMBJ18A, однонаправленный TVS. Физическая проверка импульсного режима выполняется в EVT и не разрешает замену MPN без ECO.</w:t>
+      </w:r>
+    </w:p>
+    <w:p>
+      <w:pPr>
+        <w:pStyle w:val="2"/>
+      </w:pPr>
+      <w:r>
+        <w:t>Статус</w:t>
+      </w:r>
+    </w:p>
+    <w:p>
+      <w:pPr/>
+      <w:r>
+        <w:t>Диагностика schematic parity закрыта диспозицией для передачи в производство. Фабричный DFM, фактический stack ID, контроль первого изделия и последующие электрические/тепловые испытания выполняются по заданию на платы.</w:t>
+      </w:r>
+    </w:p>
+    <w:p>
+      <w:pPr/>
+      <w:r>
+        <w:t>EN: schematic parity diagnostics are dispositioned for manufacturing handoff. Use the exact PCBA BOM, DNP list, position file and bilingual assembly drawing. Fabricator DFM, stack confirmation and first-article tests remain mandatory production controls.</w:t>
       </w:r>
     </w:p>
     <w:sectPr>
@@ -857,6 +719,7 @@
       <w:outlineLvl w:val="0"/>
     </w:pPr>
     <w:rPr>
+      <w:rFonts w:ascii="Arial" w:hAnsi="Arial"/>
       <w:b/>
       <w:bCs/>
       <w:color w:val="000000"/>
@@ -871,6 +734,7 @@
       <w:outlineLvl w:val="1"/>
     </w:pPr>
     <w:rPr>
+      <w:rFonts w:ascii="Arial" w:hAnsi="Arial"/>
       <w:b/>
       <w:bCs/>
       <w:color w:val="000000"/>

--- a/releases/evt-pre-20/2026-09-30-rev-d/Заказ_плат_и_монтаж/01_PCB_PWR_заводская_проверка_и_заказ/PCB-PWR_parity_disposition.docx
+++ b/releases/evt-pre-20/2026-09-30-rev-d/Заказ_плат_и_монтаж/01_PCB_PWR_заводская_проверка_и_заказ/PCB-PWR_parity_disposition.docx
@@ -5,97 +5,218 @@
     <w:p>
       <w:pPr>
         <w:pStyle w:val="a3"/>
-        <w:jc w:val="left"/>
+        <w:keepNext/>
+        <w:spacing w:line="240" w:lineRule="auto" w:before="0" w:after="0"/>
+        <w:ind w:firstLine="0"/>
+        <w:jc w:val="both"/>
       </w:pPr>
       <w:r>
-        <w:t>PCB-PWR Rev E — диспозиция диагностики схемы</w:t>
+        <w:rPr>
+          <w:rFonts w:ascii="Times New Roman" w:hAnsi="Times New Roman" w:eastAsia="Times New Roman" w:cs="Times New Roman"/>
+          <w:b/>
+          <w:sz w:val="28"/>
+        </w:rPr>
+        <w:t>PCB-PWR Rev E – диспозиция диагностики схемы</w:t>
       </w:r>
     </w:p>
     <w:p>
-      <w:pPr/>
+      <w:pPr>
+        <w:spacing w:line="240" w:lineRule="auto" w:before="0" w:after="0"/>
+        <w:ind w:firstLine="709"/>
+        <w:jc w:val="both"/>
+      </w:pPr>
       <w:r>
+        <w:rPr>
+          <w:rFonts w:ascii="Times New Roman" w:hAnsi="Times New Roman" w:eastAsia="Times New Roman" w:cs="Times New Roman"/>
+          <w:sz w:val="28"/>
+        </w:rPr>
         <w:t>Дионея · EVT-PRE-20 · 30 сентября 2026 года · Rev D</w:t>
       </w:r>
     </w:p>
     <w:p>
-      <w:pPr/>
+      <w:pPr>
+        <w:spacing w:line="240" w:lineRule="auto" w:before="0" w:after="0"/>
+        <w:ind w:firstLine="709"/>
+        <w:jc w:val="both"/>
+      </w:pPr>
       <w:r>
+        <w:rPr>
+          <w:rFonts w:ascii="Times New Roman" w:hAnsi="Times New Roman" w:eastAsia="Times New Roman" w:cs="Times New Roman"/>
+          <w:sz w:val="28"/>
+        </w:rPr>
         <w:t>Документ фиксирует разбор 251 диагностического сообщения и производственную трактовку BOM/DNP для Rev D. Физических расхождений связности не обнаружено.</w:t>
       </w:r>
     </w:p>
     <w:p>
       <w:pPr>
         <w:pStyle w:val="2"/>
+        <w:keepNext/>
+        <w:spacing w:line="240" w:lineRule="auto" w:before="0" w:after="0"/>
+        <w:ind w:firstLine="0"/>
+        <w:jc w:val="both"/>
       </w:pPr>
       <w:r>
+        <w:rPr>
+          <w:rFonts w:ascii="Times New Roman" w:hAnsi="Times New Roman" w:eastAsia="Times New Roman" w:cs="Times New Roman"/>
+          <w:b/>
+          <w:sz w:val="28"/>
+        </w:rPr>
         <w:t>Итог проверки</w:t>
       </w:r>
     </w:p>
     <w:p>
-      <w:pPr/>
+      <w:pPr>
+        <w:spacing w:line="240" w:lineRule="auto" w:before="0" w:after="0"/>
+        <w:ind w:firstLine="709"/>
+        <w:jc w:val="both"/>
+      </w:pPr>
       <w:r>
+        <w:rPr>
+          <w:rFonts w:ascii="Times New Roman" w:hAnsi="Times New Roman" w:eastAsia="Times New Roman" w:cs="Times New Roman"/>
+          <w:sz w:val="28"/>
+        </w:rPr>
         <w:t>171 сообщение относится к разной записи иерархических имён одной и той же цепи; одно сообщение относится к ожидаемому NC выводу U5. Эти записи не меняют связность.</w:t>
       </w:r>
     </w:p>
     <w:p>
-      <w:pPr/>
+      <w:pPr>
+        <w:spacing w:line="240" w:lineRule="auto" w:before="0" w:after="0"/>
+        <w:ind w:firstLine="709"/>
+        <w:jc w:val="both"/>
+      </w:pPr>
       <w:r>
-        <w:t>62 сообщения относятся к пустому полю Datasheet на плате; 10 — к различию подробного Value схемы и короткого значения платы. Точные производственные MPN заданы в PCB-PWR_BOM_PCBA.csv и книге BOM XLSX.</w:t>
+        <w:rPr>
+          <w:rFonts w:ascii="Times New Roman" w:hAnsi="Times New Roman" w:eastAsia="Times New Roman" w:cs="Times New Roman"/>
+          <w:sz w:val="28"/>
+        </w:rPr>
+        <w:t>62 сообщения относятся к пустому полю Datasheet на плате; 10 – к различию подробного Value схемы и короткого значения платы. Точные производственные MPN заданы в PCB-PWR_BOM_PCBA.csv и книге BOM XLSX.</w:t>
       </w:r>
     </w:p>
     <w:p>
-      <w:pPr/>
+      <w:pPr>
+        <w:spacing w:line="240" w:lineRule="auto" w:before="0" w:after="0"/>
+        <w:ind w:firstLine="709"/>
+        <w:jc w:val="both"/>
+      </w:pPr>
       <w:r>
+        <w:rPr>
+          <w:rFonts w:ascii="Times New Roman" w:hAnsi="Times New Roman" w:eastAsia="Times New Roman" w:cs="Times New Roman"/>
+          <w:sz w:val="28"/>
+        </w:rPr>
         <w:t>Семь сообщений exclude_from_BOM относятся к пяти DNP резисторам и трём медным net tie; часть сообщений объединена по группам. Их производственная диспозиция дана отдельным CSV.</w:t>
       </w:r>
     </w:p>
     <w:p>
       <w:pPr>
         <w:pStyle w:val="2"/>
+        <w:keepNext/>
+        <w:spacing w:line="240" w:lineRule="auto" w:before="0" w:after="0"/>
+        <w:ind w:firstLine="0"/>
+        <w:jc w:val="both"/>
       </w:pPr>
       <w:r>
+        <w:rPr>
+          <w:rFonts w:ascii="Times New Roman" w:hAnsi="Times New Roman" w:eastAsia="Times New Roman" w:cs="Times New Roman"/>
+          <w:b/>
+          <w:sz w:val="28"/>
+        </w:rPr>
         <w:t>Правила монтажа</w:t>
       </w:r>
     </w:p>
     <w:p>
-      <w:pPr/>
+      <w:pPr>
+        <w:spacing w:line="240" w:lineRule="auto" w:before="0" w:after="0"/>
+        <w:ind w:firstLine="709"/>
+        <w:jc w:val="both"/>
+      </w:pPr>
       <w:r>
+        <w:rPr>
+          <w:rFonts w:ascii="Times New Roman" w:hAnsi="Times New Roman" w:eastAsia="Times New Roman" w:cs="Times New Roman"/>
+          <w:sz w:val="28"/>
+        </w:rPr>
         <w:t>Установить 44 позиции из PCB-PWR_BOM_PCBA.csv по PCB-PWR_pos.csv и двуязычной сборочной схеме. R5, R9, R13, R14 и R15 не устанавливать и не закупать как детали.</w:t>
       </w:r>
     </w:p>
     <w:p>
-      <w:pPr/>
+      <w:pPr>
+        <w:spacing w:line="240" w:lineRule="auto" w:before="0" w:after="0"/>
+        <w:ind w:firstLine="709"/>
+        <w:jc w:val="both"/>
+      </w:pPr>
       <w:r>
+        <w:rPr>
+          <w:rFonts w:ascii="Times New Roman" w:hAnsi="Times New Roman" w:eastAsia="Times New Roman" w:cs="Times New Roman"/>
+          <w:sz w:val="28"/>
+        </w:rPr>
         <w:t>NT1, NT2 и NT3 являются рисунком меди платы; отдельные перемычки или компоненты не устанавливаются и не закупаются. TP1–TP10 и H1–H4 также являются элементами печатной платы.</w:t>
       </w:r>
     </w:p>
     <w:p>
-      <w:pPr/>
+      <w:pPr>
+        <w:spacing w:line="240" w:lineRule="auto" w:before="0" w:after="0"/>
+        <w:ind w:firstLine="709"/>
+        <w:jc w:val="both"/>
+      </w:pPr>
       <w:r>
+        <w:rPr>
+          <w:rFonts w:ascii="Times New Roman" w:hAnsi="Times New Roman" w:eastAsia="Times New Roman" w:cs="Times New Roman"/>
+          <w:sz w:val="28"/>
+        </w:rPr>
         <w:t>D1 применять как Littelfuse SMBJ18A, однонаправленный TVS. Физическая проверка импульсного режима выполняется в EVT и не разрешает замену MPN без ECO.</w:t>
       </w:r>
     </w:p>
     <w:p>
       <w:pPr>
         <w:pStyle w:val="2"/>
+        <w:keepNext/>
+        <w:spacing w:line="240" w:lineRule="auto" w:before="0" w:after="0"/>
+        <w:ind w:firstLine="0"/>
+        <w:jc w:val="both"/>
       </w:pPr>
       <w:r>
+        <w:rPr>
+          <w:rFonts w:ascii="Times New Roman" w:hAnsi="Times New Roman" w:eastAsia="Times New Roman" w:cs="Times New Roman"/>
+          <w:b/>
+          <w:sz w:val="28"/>
+        </w:rPr>
         <w:t>Статус</w:t>
       </w:r>
     </w:p>
     <w:p>
-      <w:pPr/>
+      <w:pPr>
+        <w:spacing w:line="240" w:lineRule="auto" w:before="0" w:after="0"/>
+        <w:ind w:firstLine="709"/>
+        <w:jc w:val="both"/>
+      </w:pPr>
       <w:r>
+        <w:rPr>
+          <w:rFonts w:ascii="Times New Roman" w:hAnsi="Times New Roman" w:eastAsia="Times New Roman" w:cs="Times New Roman"/>
+          <w:sz w:val="28"/>
+        </w:rPr>
         <w:t>Диагностика schematic parity закрыта диспозицией для передачи в производство. Фабричный DFM, фактический stack ID, контроль первого изделия и последующие электрические/тепловые испытания выполняются по заданию на платы.</w:t>
       </w:r>
     </w:p>
     <w:p>
-      <w:pPr/>
+      <w:pPr>
+        <w:spacing w:line="240" w:lineRule="auto" w:before="0" w:after="0"/>
+        <w:ind w:firstLine="709"/>
+        <w:jc w:val="both"/>
+      </w:pPr>
       <w:r>
+        <w:rPr>
+          <w:rFonts w:ascii="Times New Roman" w:hAnsi="Times New Roman" w:eastAsia="Times New Roman" w:cs="Times New Roman"/>
+          <w:sz w:val="28"/>
+        </w:rPr>
         <w:t>EN: schematic parity diagnostics are dispositioned for manufacturing handoff. Use the exact PCBA BOM, DNP list, position file and bilingual assembly drawing. Fabricator DFM, stack confirmation and first-article tests remain mandatory production controls.</w:t>
       </w:r>
     </w:p>
     <w:sectPr>
+      <w:headerReference w:type="default" r:id="rId7"/>
+      <w:footerReference w:type="default" r:id="rId8"/>
+      <w:headerReference w:type="first" r:id="rId9"/>
+      <w:footerReference w:type="first" r:id="rId10"/>
+      <w:headerReference w:type="even" r:id="rId11"/>
+      <w:footerReference w:type="even" r:id="rId12"/>
       <w:pgSz w:w="11906" w:h="16838"/>
       <w:pgMar w:top="1134" w:right="850" w:bottom="1134" w:left="1701" w:header="708" w:footer="708" w:gutter="0"/>
       <w:cols w:space="720"/>
@@ -103,6 +224,84 @@
     </w:sectPr>
   </w:body>
 </w:document>
+</file>
+
+<file path=word/footer1.xml><?xml version="1.0" encoding="utf-8"?>
+<w:ftr xmlns:m="http://schemas.openxmlformats.org/officeDocument/2006/math" xmlns:mc="http://schemas.openxmlformats.org/markup-compatibility/2006" xmlns:mo="http://schemas.microsoft.com/office/mac/office/2008/main" xmlns:mv="urn:schemas-microsoft-com:mac:vml" xmlns:o="urn:schemas-microsoft-com:office:office" xmlns:r="http://schemas.openxmlformats.org/officeDocument/2006/relationships" xmlns:v="urn:schemas-microsoft-com:vml" xmlns:w10="urn:schemas-microsoft-com:office:word" xmlns:w14="http://schemas.microsoft.com/office/word/2010/wordml" xmlns:w="http://schemas.openxmlformats.org/wordprocessingml/2006/main" xmlns:wne="http://schemas.microsoft.com/office/word/2006/wordml" xmlns:wp14="http://schemas.microsoft.com/office/word/2010/wordprocessingDrawing" xmlns:wp="http://schemas.openxmlformats.org/drawingml/2006/wordprocessingDrawing" xmlns:wpc="http://schemas.microsoft.com/office/word/2010/wordprocessingCanvas" xmlns:wpg="http://schemas.microsoft.com/office/word/2010/wordprocessingGroup" xmlns:wpi="http://schemas.microsoft.com/office/word/2010/wordprocessingInk" xmlns:wps="http://schemas.microsoft.com/office/word/2010/wordprocessingShape" mc:Ignorable="w14 wp14">
+  <w:p>
+    <w:pPr>
+      <w:pStyle w:val="Footer"/>
+      <w:spacing w:line="240" w:lineRule="auto" w:before="0" w:after="0"/>
+      <w:ind w:firstLine="709"/>
+      <w:jc w:val="both"/>
+    </w:pPr>
+  </w:p>
+</w:ftr>
+</file>
+
+<file path=word/footer2.xml><?xml version="1.0" encoding="utf-8"?>
+<w:ftr xmlns:m="http://schemas.openxmlformats.org/officeDocument/2006/math" xmlns:mc="http://schemas.openxmlformats.org/markup-compatibility/2006" xmlns:mo="http://schemas.microsoft.com/office/mac/office/2008/main" xmlns:mv="urn:schemas-microsoft-com:mac:vml" xmlns:o="urn:schemas-microsoft-com:office:office" xmlns:r="http://schemas.openxmlformats.org/officeDocument/2006/relationships" xmlns:v="urn:schemas-microsoft-com:vml" xmlns:w10="urn:schemas-microsoft-com:office:word" xmlns:w14="http://schemas.microsoft.com/office/word/2010/wordml" xmlns:w="http://schemas.openxmlformats.org/wordprocessingml/2006/main" xmlns:wne="http://schemas.microsoft.com/office/word/2006/wordml" xmlns:wp14="http://schemas.microsoft.com/office/word/2010/wordprocessingDrawing" xmlns:wp="http://schemas.openxmlformats.org/drawingml/2006/wordprocessingDrawing" xmlns:wpc="http://schemas.microsoft.com/office/word/2010/wordprocessingCanvas" xmlns:wpg="http://schemas.microsoft.com/office/word/2010/wordprocessingGroup" xmlns:wpi="http://schemas.microsoft.com/office/word/2010/wordprocessingInk" xmlns:wps="http://schemas.microsoft.com/office/word/2010/wordprocessingShape" mc:Ignorable="w14 wp14">
+  <w:p>
+    <w:pPr>
+      <w:pStyle w:val="Footer"/>
+      <w:spacing w:line="240" w:lineRule="auto" w:before="0" w:after="0"/>
+      <w:ind w:firstLine="709"/>
+      <w:jc w:val="both"/>
+    </w:pPr>
+  </w:p>
+</w:ftr>
+</file>
+
+<file path=word/footer3.xml><?xml version="1.0" encoding="utf-8"?>
+<w:ftr xmlns:m="http://schemas.openxmlformats.org/officeDocument/2006/math" xmlns:mc="http://schemas.openxmlformats.org/markup-compatibility/2006" xmlns:mo="http://schemas.microsoft.com/office/mac/office/2008/main" xmlns:mv="urn:schemas-microsoft-com:mac:vml" xmlns:o="urn:schemas-microsoft-com:office:office" xmlns:r="http://schemas.openxmlformats.org/officeDocument/2006/relationships" xmlns:v="urn:schemas-microsoft-com:vml" xmlns:w10="urn:schemas-microsoft-com:office:word" xmlns:w14="http://schemas.microsoft.com/office/word/2010/wordml" xmlns:w="http://schemas.openxmlformats.org/wordprocessingml/2006/main" xmlns:wne="http://schemas.microsoft.com/office/word/2006/wordml" xmlns:wp14="http://schemas.microsoft.com/office/word/2010/wordprocessingDrawing" xmlns:wp="http://schemas.openxmlformats.org/drawingml/2006/wordprocessingDrawing" xmlns:wpc="http://schemas.microsoft.com/office/word/2010/wordprocessingCanvas" xmlns:wpg="http://schemas.microsoft.com/office/word/2010/wordprocessingGroup" xmlns:wpi="http://schemas.microsoft.com/office/word/2010/wordprocessingInk" xmlns:wps="http://schemas.microsoft.com/office/word/2010/wordprocessingShape" mc:Ignorable="w14 wp14">
+  <w:p>
+    <w:pPr>
+      <w:pStyle w:val="Footer"/>
+      <w:spacing w:line="240" w:lineRule="auto" w:before="0" w:after="0"/>
+      <w:ind w:firstLine="709"/>
+      <w:jc w:val="both"/>
+    </w:pPr>
+  </w:p>
+</w:ftr>
+</file>
+
+<file path=word/header1.xml><?xml version="1.0" encoding="utf-8"?>
+<w:hdr xmlns:m="http://schemas.openxmlformats.org/officeDocument/2006/math" xmlns:mc="http://schemas.openxmlformats.org/markup-compatibility/2006" xmlns:mo="http://schemas.microsoft.com/office/mac/office/2008/main" xmlns:mv="urn:schemas-microsoft-com:mac:vml" xmlns:o="urn:schemas-microsoft-com:office:office" xmlns:r="http://schemas.openxmlformats.org/officeDocument/2006/relationships" xmlns:v="urn:schemas-microsoft-com:vml" xmlns:w10="urn:schemas-microsoft-com:office:word" xmlns:w14="http://schemas.microsoft.com/office/word/2010/wordml" xmlns:w="http://schemas.openxmlformats.org/wordprocessingml/2006/main" xmlns:wne="http://schemas.microsoft.com/office/word/2006/wordml" xmlns:wp14="http://schemas.microsoft.com/office/word/2010/wordprocessingDrawing" xmlns:wp="http://schemas.openxmlformats.org/drawingml/2006/wordprocessingDrawing" xmlns:wpc="http://schemas.microsoft.com/office/word/2010/wordprocessingCanvas" xmlns:wpg="http://schemas.microsoft.com/office/word/2010/wordprocessingGroup" xmlns:wpi="http://schemas.microsoft.com/office/word/2010/wordprocessingInk" xmlns:wps="http://schemas.microsoft.com/office/word/2010/wordprocessingShape" mc:Ignorable="w14 wp14">
+  <w:p>
+    <w:pPr>
+      <w:pStyle w:val="Header"/>
+      <w:spacing w:line="240" w:lineRule="auto" w:before="0" w:after="0"/>
+      <w:ind w:firstLine="709"/>
+      <w:jc w:val="both"/>
+    </w:pPr>
+  </w:p>
+</w:hdr>
+</file>
+
+<file path=word/header2.xml><?xml version="1.0" encoding="utf-8"?>
+<w:hdr xmlns:m="http://schemas.openxmlformats.org/officeDocument/2006/math" xmlns:mc="http://schemas.openxmlformats.org/markup-compatibility/2006" xmlns:mo="http://schemas.microsoft.com/office/mac/office/2008/main" xmlns:mv="urn:schemas-microsoft-com:mac:vml" xmlns:o="urn:schemas-microsoft-com:office:office" xmlns:r="http://schemas.openxmlformats.org/officeDocument/2006/relationships" xmlns:v="urn:schemas-microsoft-com:vml" xmlns:w10="urn:schemas-microsoft-com:office:word" xmlns:w14="http://schemas.microsoft.com/office/word/2010/wordml" xmlns:w="http://schemas.openxmlformats.org/wordprocessingml/2006/main" xmlns:wne="http://schemas.microsoft.com/office/word/2006/wordml" xmlns:wp14="http://schemas.microsoft.com/office/word/2010/wordprocessingDrawing" xmlns:wp="http://schemas.openxmlformats.org/drawingml/2006/wordprocessingDrawing" xmlns:wpc="http://schemas.microsoft.com/office/word/2010/wordprocessingCanvas" xmlns:wpg="http://schemas.microsoft.com/office/word/2010/wordprocessingGroup" xmlns:wpi="http://schemas.microsoft.com/office/word/2010/wordprocessingInk" xmlns:wps="http://schemas.microsoft.com/office/word/2010/wordprocessingShape" mc:Ignorable="w14 wp14">
+  <w:p>
+    <w:pPr>
+      <w:pStyle w:val="Header"/>
+      <w:spacing w:line="240" w:lineRule="auto" w:before="0" w:after="0"/>
+      <w:ind w:firstLine="709"/>
+      <w:jc w:val="both"/>
+    </w:pPr>
+  </w:p>
+</w:hdr>
+</file>
+
+<file path=word/header3.xml><?xml version="1.0" encoding="utf-8"?>
+<w:hdr xmlns:m="http://schemas.openxmlformats.org/officeDocument/2006/math" xmlns:mc="http://schemas.openxmlformats.org/markup-compatibility/2006" xmlns:mo="http://schemas.microsoft.com/office/mac/office/2008/main" xmlns:mv="urn:schemas-microsoft-com:mac:vml" xmlns:o="urn:schemas-microsoft-com:office:office" xmlns:r="http://schemas.openxmlformats.org/officeDocument/2006/relationships" xmlns:v="urn:schemas-microsoft-com:vml" xmlns:w10="urn:schemas-microsoft-com:office:word" xmlns:w14="http://schemas.microsoft.com/office/word/2010/wordml" xmlns:w="http://schemas.openxmlformats.org/wordprocessingml/2006/main" xmlns:wne="http://schemas.microsoft.com/office/word/2006/wordml" xmlns:wp14="http://schemas.microsoft.com/office/word/2010/wordprocessingDrawing" xmlns:wp="http://schemas.openxmlformats.org/drawingml/2006/wordprocessingDrawing" xmlns:wpc="http://schemas.microsoft.com/office/word/2010/wordprocessingCanvas" xmlns:wpg="http://schemas.microsoft.com/office/word/2010/wordprocessingGroup" xmlns:wpi="http://schemas.microsoft.com/office/word/2010/wordprocessingInk" xmlns:wps="http://schemas.microsoft.com/office/word/2010/wordprocessingShape" mc:Ignorable="w14 wp14">
+  <w:p>
+    <w:pPr>
+      <w:pStyle w:val="Header"/>
+      <w:spacing w:line="240" w:lineRule="auto" w:before="0" w:after="0"/>
+      <w:ind w:firstLine="709"/>
+      <w:jc w:val="both"/>
+    </w:pPr>
+  </w:p>
+</w:hdr>
 </file>
 
 <file path=word/numbering.xml><?xml version="1.0" encoding="utf-8"?>
@@ -711,19 +910,32 @@
   <w:style w:type="paragraph" w:default="1" w:styleId="a">
     <w:name w:val="Normal"/>
     <w:qFormat/>
+    <w:pPr>
+      <w:spacing w:line="240" w:lineRule="auto" w:before="0" w:after="0"/>
+      <w:ind w:firstLine="709"/>
+      <w:jc w:val="both"/>
+    </w:pPr>
+    <w:rPr>
+      <w:rFonts w:ascii="Times New Roman" w:hAnsi="Times New Roman"/>
+      <w:b w:val="0"/>
+      <w:sz w:val="28"/>
+    </w:rPr>
   </w:style>
   <w:style w:type="paragraph" w:styleId="1">
     <w:name w:val="heading 1"/>
     <w:qFormat/>
     <w:pPr>
+      <w:spacing w:line="240" w:lineRule="auto" w:before="0" w:after="0"/>
+      <w:ind w:firstLine="709"/>
+      <w:jc w:val="both"/>
       <w:outlineLvl w:val="0"/>
     </w:pPr>
     <w:rPr>
-      <w:rFonts w:ascii="Arial" w:hAnsi="Arial"/>
+      <w:rFonts w:ascii="Times New Roman" w:hAnsi="Times New Roman"/>
       <w:b/>
       <w:bCs/>
       <w:color w:val="000000"/>
-      <w:sz w:val="32"/>
+      <w:sz w:val="28"/>
       <w:szCs w:val="32"/>
     </w:rPr>
   </w:style>
@@ -731,24 +943,33 @@
     <w:name w:val="heading 2"/>
     <w:qFormat/>
     <w:pPr>
+      <w:spacing w:line="240" w:lineRule="auto" w:before="0" w:after="0"/>
+      <w:ind w:firstLine="709"/>
+      <w:jc w:val="both"/>
       <w:outlineLvl w:val="1"/>
     </w:pPr>
     <w:rPr>
-      <w:rFonts w:ascii="Arial" w:hAnsi="Arial"/>
+      <w:rFonts w:ascii="Times New Roman" w:hAnsi="Times New Roman"/>
       <w:b/>
       <w:bCs/>
       <w:color w:val="000000"/>
+      <w:sz w:val="28"/>
     </w:rPr>
   </w:style>
   <w:style w:type="paragraph" w:styleId="3">
     <w:name w:val="heading 3"/>
     <w:qFormat/>
     <w:pPr>
+      <w:spacing w:line="240" w:lineRule="auto" w:before="0" w:after="0"/>
+      <w:ind w:firstLine="709"/>
+      <w:jc w:val="both"/>
       <w:outlineLvl w:val="2"/>
     </w:pPr>
     <w:rPr>
+      <w:rFonts w:ascii="Times New Roman" w:hAnsi="Times New Roman"/>
+      <w:b/>
       <w:color w:val="1F4D78"/>
-      <w:sz w:val="24"/>
+      <w:sz w:val="28"/>
       <w:szCs w:val="24"/>
     </w:rPr>
   </w:style>
@@ -756,32 +977,50 @@
     <w:name w:val="heading 4"/>
     <w:qFormat/>
     <w:pPr>
+      <w:spacing w:line="240" w:lineRule="auto" w:before="0" w:after="0"/>
+      <w:ind w:firstLine="709"/>
+      <w:jc w:val="both"/>
       <w:outlineLvl w:val="3"/>
     </w:pPr>
     <w:rPr>
+      <w:rFonts w:ascii="Times New Roman" w:hAnsi="Times New Roman"/>
+      <w:b/>
       <w:i/>
       <w:iCs/>
       <w:color w:val="2E74B5"/>
+      <w:sz w:val="28"/>
     </w:rPr>
   </w:style>
   <w:style w:type="paragraph" w:styleId="5">
     <w:name w:val="heading 5"/>
     <w:qFormat/>
     <w:pPr>
+      <w:spacing w:line="240" w:lineRule="auto" w:before="0" w:after="0"/>
+      <w:ind w:firstLine="709"/>
+      <w:jc w:val="both"/>
       <w:outlineLvl w:val="4"/>
     </w:pPr>
     <w:rPr>
+      <w:rFonts w:ascii="Times New Roman" w:hAnsi="Times New Roman"/>
+      <w:b/>
       <w:color w:val="2E74B5"/>
+      <w:sz w:val="28"/>
     </w:rPr>
   </w:style>
   <w:style w:type="paragraph" w:styleId="6">
     <w:name w:val="heading 6"/>
     <w:qFormat/>
     <w:pPr>
+      <w:spacing w:line="240" w:lineRule="auto" w:before="0" w:after="0"/>
+      <w:ind w:firstLine="709"/>
+      <w:jc w:val="both"/>
       <w:outlineLvl w:val="5"/>
     </w:pPr>
     <w:rPr>
+      <w:rFonts w:ascii="Times New Roman" w:hAnsi="Times New Roman"/>
+      <w:b/>
       <w:color w:val="1F4D78"/>
+      <w:sz w:val="28"/>
     </w:rPr>
   </w:style>
   <w:style w:type="character" w:default="1" w:styleId="a0">
@@ -814,24 +1053,47 @@
   <w:style w:type="paragraph" w:styleId="a3">
     <w:name w:val="Title"/>
     <w:qFormat/>
-    <w:rPr>
-      <w:rFonts w:ascii="Arial" w:hAnsi="Arial"/>
+    <w:pPr>
+      <w:spacing w:line="240" w:lineRule="auto" w:before="0" w:after="0"/>
+      <w:ind w:firstLine="709"/>
+      <w:jc w:val="both"/>
+    </w:pPr>
+    <w:rPr>
+      <w:rFonts w:ascii="Times New Roman" w:hAnsi="Times New Roman"/>
+      <w:b/>
       <w:color w:val="000000"/>
-      <w:sz w:val="36"/>
+      <w:sz w:val="28"/>
       <w:szCs w:val="56"/>
     </w:rPr>
   </w:style>
   <w:style w:type="paragraph" w:customStyle="1" w:styleId="10">
     <w:name w:val="Строгий1"/>
     <w:qFormat/>
-    <w:rPr>
-      <w:b/>
+    <w:pPr>
+      <w:spacing w:line="240" w:lineRule="auto" w:before="0" w:after="0"/>
+      <w:ind w:firstLine="709"/>
+      <w:jc w:val="both"/>
+    </w:pPr>
+    <w:rPr>
+      <w:rFonts w:ascii="Times New Roman" w:hAnsi="Times New Roman"/>
+      <w:b w:val="0"/>
       <w:bCs/>
+      <w:sz w:val="28"/>
     </w:rPr>
   </w:style>
   <w:style w:type="paragraph" w:styleId="a4">
     <w:name w:val="List Paragraph"/>
     <w:qFormat/>
+    <w:pPr>
+      <w:spacing w:line="240" w:lineRule="auto" w:before="0" w:after="0"/>
+      <w:ind w:firstLine="709"/>
+      <w:jc w:val="both"/>
+    </w:pPr>
+    <w:rPr>
+      <w:rFonts w:ascii="Times New Roman" w:hAnsi="Times New Roman"/>
+      <w:b w:val="0"/>
+      <w:sz w:val="28"/>
+    </w:rPr>
   </w:style>
   <w:style w:type="character" w:styleId="a5">
     <w:name w:val="Hyperlink"/>
@@ -857,8 +1119,15 @@
     <w:uiPriority w:val="99"/>
     <w:semiHidden/>
     <w:unhideWhenUsed/>
-    <w:rPr>
-      <w:sz w:val="20"/>
+    <w:pPr>
+      <w:spacing w:line="240" w:lineRule="auto" w:before="0" w:after="0"/>
+      <w:ind w:firstLine="709"/>
+      <w:jc w:val="both"/>
+    </w:pPr>
+    <w:rPr>
+      <w:rFonts w:ascii="Times New Roman" w:hAnsi="Times New Roman"/>
+      <w:b w:val="0"/>
+      <w:sz w:val="28"/>
       <w:szCs w:val="20"/>
     </w:rPr>
   </w:style>
@@ -888,8 +1157,15 @@
     <w:uiPriority w:val="99"/>
     <w:semiHidden/>
     <w:unhideWhenUsed/>
-    <w:rPr>
-      <w:sz w:val="20"/>
+    <w:pPr>
+      <w:spacing w:line="240" w:lineRule="auto" w:before="0" w:after="0"/>
+      <w:ind w:firstLine="709"/>
+      <w:jc w:val="both"/>
+    </w:pPr>
+    <w:rPr>
+      <w:rFonts w:ascii="Times New Roman" w:hAnsi="Times New Roman"/>
+      <w:b w:val="0"/>
+      <w:sz w:val="28"/>
       <w:szCs w:val="20"/>
     </w:rPr>
   </w:style>

--- a/releases/evt-pre-20/2026-09-30-rev-d/Заказ_плат_и_монтаж/01_PCB_PWR_заводская_проверка_и_заказ/PCB-PWR_parity_disposition.docx
+++ b/releases/evt-pre-20/2026-09-30-rev-d/Заказ_плат_и_монтаж/01_PCB_PWR_заводская_проверка_и_заказ/PCB-PWR_parity_disposition.docx
@@ -207,7 +207,7 @@
           <w:rFonts w:ascii="Times New Roman" w:hAnsi="Times New Roman" w:eastAsia="Times New Roman" w:cs="Times New Roman"/>
           <w:sz w:val="28"/>
         </w:rPr>
-        <w:t>EN: schematic parity diagnostics are dispositioned for manufacturing handoff. Use the exact PCBA BOM, DNP list, position file and bilingual assembly drawing. Fabricator DFM, stack confirmation and first-article tests remain mandatory production controls.</w:t>
+        <w:t>EN: schematic parity diagnostics are dispositioned for manufacturing handoff. Use the exact PCBA BOM, DNP list, position file and bilingual assembly drawing. Fabricator DFM, stack confirmation and post-lot sample tests remain mandatory production controls.</w:t>
       </w:r>
     </w:p>
     <w:sectPr>
